--- a/OSS911_BI数据仓库_概要设计说明书_HLD_v0.3.docx
+++ b/OSS911_BI数据仓库_概要设计说明书_HLD_v0.3.docx
@@ -1563,14 +1563,8 @@
             <w:pPr>
               <w:spacing w:after="40" w:before="40" w:line="283" w:lineRule="auto"/>
             </w:pPr>
-            <w:r/>
-            <w:r>
-              <w:rPr>
-                <w:rFonts w:ascii="微软雅黑" w:hAnsi="微软雅黑" w:eastAsia="微软雅黑"/>
-                <w:b w:val="0"/>
-                <w:sz w:val="18"/>
-              </w:rPr>
-              <w:t>移动应用（列为后续阶段，见 8.4）</w:t>
+            <w:r>
+              <w:t>通话录音的生产存储与磁带备份之外，本期无其它范围外项；移动应用已改为本期交付（8.4）</w:t>
             </w:r>
           </w:p>
         </w:tc>
@@ -4567,14 +4561,8 @@
             <w:pPr>
               <w:spacing w:after="40" w:before="40" w:line="283" w:lineRule="auto"/>
             </w:pPr>
-            <w:r/>
-            <w:r>
-              <w:rPr>
-                <w:rFonts w:ascii="微软雅黑" w:hAnsi="微软雅黑" w:eastAsia="微软雅黑"/>
-                <w:b w:val="0"/>
-                <w:sz w:val="18"/>
-              </w:rPr>
-              <w:t>移动端推送无法经 APNs / FCM 送达，移动应用列为后续阶段（8.4）。</w:t>
+            <w:r>
+              <w:t>不使用 APNs 与 FCM 推送——内政部数据不经第三方服务转发。移动端经 DMZ 反向代理访问，本期交付，打开应用后主动拉取（8.4 · DD-30）</w:t>
             </w:r>
           </w:p>
         </w:tc>
@@ -21542,14 +21530,8 @@
             <w:pPr>
               <w:spacing w:after="40" w:before="40" w:line="283" w:lineRule="auto"/>
             </w:pPr>
-            <w:r/>
-            <w:r>
-              <w:rPr>
-                <w:rFonts w:ascii="微软雅黑" w:hAnsi="微软雅黑" w:eastAsia="微软雅黑"/>
-                <w:b w:val="0"/>
-                <w:sz w:val="18"/>
-              </w:rPr>
-              <w:t>契约注册表、模型与部署脚本由 Git 保管，不依赖数据库备份。</w:t>
+            <w:r>
+              <w:t>开发侧 Git 为唯一权威；生产网内不部署代码仓库。契约、模型、指标定义、DDL 与部署脚本以带校验和的不可变发布制品存入对象存储，meta.release_registry 登记每次发布，历史版本不删除、可回滚，不依赖数据库备份（DD-49）</w:t>
             </w:r>
           </w:p>
         </w:tc>
@@ -24184,7 +24166,7 @@
           <w:b w:val="0"/>
           <w:sz w:val="21"/>
         </w:rPr>
-        <w:t>全部配置、模型与部署脚本由 Git 管理，环境差异以参数区分，不维护多套脚本。</w:t>
+        <w:t>全部配置、模型与部署脚本在开发侧由 Git 管理；生产网内不部署代码仓库，以带版本号与校验和的不可变发布制品导入并登记于 meta.release_registry。环境差异以参数区分，不维护多套脚本（DD-49）。</w:t>
       </w:r>
     </w:p>
     <w:p>

--- a/OSS911_BI数据仓库_概要设计说明书_HLD_v0.3.docx
+++ b/OSS911_BI数据仓库_概要设计说明书_HLD_v0.3.docx
@@ -15849,14 +15849,8 @@
             <w:pPr>
               <w:spacing w:after="40" w:before="40" w:line="283" w:lineRule="auto"/>
             </w:pPr>
-            <w:r/>
-            <w:r>
-              <w:rPr>
-                <w:rFonts w:ascii="微软雅黑" w:hAnsi="微软雅黑" w:eastAsia="微软雅黑"/>
-                <w:b w:val="0"/>
-                <w:sz w:val="18"/>
-              </w:rPr>
-              <w:t>由身份与授权组件解析角色，数据权限以过滤条件形式下推（当前配置为不切分，见 10.3）。</w:t>
+            <w:r>
+              <w:t>由身份与授权组件解析角色。两级数据权限下推：字段级可见性矩阵（服务端裁列）与行级部门过滤（调度员与主管按派驻部门，接警员与管理员不受限），本期均启用（10.2 · 10.3）。</w:t>
             </w:r>
           </w:p>
         </w:tc>
@@ -19507,14 +19501,8 @@
             <w:pPr>
               <w:spacing w:after="40" w:before="40" w:line="283" w:lineRule="auto"/>
             </w:pPr>
-            <w:r/>
-            <w:r>
-              <w:rPr>
-                <w:rFonts w:ascii="微软雅黑" w:hAnsi="微软雅黑" w:eastAsia="微软雅黑"/>
-                <w:b w:val="0"/>
-                <w:sz w:val="18"/>
-              </w:rPr>
-              <w:t>全部业务视图与管理界面 M-01 至 M-10。</w:t>
+            <w:r>
+              <w:t>全部业务视图与管理界面 M-01 至 M-11。</w:t>
             </w:r>
           </w:p>
         </w:tc>

--- a/OSS911_BI数据仓库_概要设计说明书_HLD_v0.3.docx
+++ b/OSS911_BI数据仓库_概要设计说明书_HLD_v0.3.docx
@@ -27688,6 +27688,140 @@
             </w:pPr>
             <w:r>
               <w:t>决定 raw 层物理落法（DD-58）。升级记录哪怕只有片段，也能把 schema 版本边界的反推从纯统计推断降为「推断 + 已知锚点」，可靠性差别很大（4.6.1 · 对应 IR-43）。</w:t>
+            </w:r>
+          </w:p>
+        </w:tc>
+      </w:tr>
+      <w:tr>
+        <w:tc>
+          <w:tcPr>
+            <w:tcW w:type="dxa" w:w="850"/>
+          </w:tcPr>
+          <w:p>
+            <w:pPr>
+              <w:spacing w:after="40" w:before="40" w:line="283" w:lineRule="auto"/>
+            </w:pPr>
+            <w:r>
+              <w:t>T-32</w:t>
+            </w:r>
+          </w:p>
+        </w:tc>
+        <w:tc>
+          <w:tcPr>
+            <w:tcW w:type="dxa" w:w="1701"/>
+          </w:tcPr>
+          <w:p>
+            <w:pPr>
+              <w:spacing w:after="40" w:before="40" w:line="283" w:lineRule="auto"/>
+            </w:pPr>
+            <w:r>
+              <w:t>移动端并发规模</w:t>
+            </w:r>
+          </w:p>
+        </w:tc>
+        <w:tc>
+          <w:tcPr>
+            <w:tcW w:type="dxa" w:w="2608"/>
+          </w:tcPr>
+          <w:p>
+            <w:pPr>
+              <w:spacing w:after="40" w:before="40" w:line="283" w:lineRule="auto"/>
+            </w:pPr>
+            <w:r>
+              <w:t>移动端注册用户数、峰值并发会话数、是否经移动路径下载大附件。</w:t>
+            </w:r>
+          </w:p>
+        </w:tc>
+        <w:tc>
+          <w:tcPr>
+            <w:tcW w:type="dxa" w:w="1361"/>
+          </w:tcPr>
+          <w:p>
+            <w:pPr>
+              <w:spacing w:after="40" w:before="40" w:line="283" w:lineRule="auto"/>
+            </w:pPr>
+            <w:r>
+              <w:t>MOI / 总包商</w:t>
+            </w:r>
+          </w:p>
+        </w:tc>
+        <w:tc>
+          <w:tcPr>
+            <w:tcW w:type="dxa" w:w="2608"/>
+          </w:tcPr>
+          <w:p>
+            <w:pPr>
+              <w:spacing w:after="40" w:before="40" w:line="283" w:lineRule="auto"/>
+            </w:pPr>
+            <w:r>
+              <w:t>决定 DMZ 两台接入代理（各 4 vCPU、8 GB）是否够用。只影响这一对代理，不影响其它虚机；但扩容需总包商在 DMZ 内追加虚机，不是本方可自行解决的事。</w:t>
+            </w:r>
+          </w:p>
+        </w:tc>
+      </w:tr>
+      <w:tr>
+        <w:tc>
+          <w:tcPr>
+            <w:tcW w:type="dxa" w:w="850"/>
+          </w:tcPr>
+          <w:p>
+            <w:pPr>
+              <w:spacing w:after="40" w:before="40" w:line="283" w:lineRule="auto"/>
+            </w:pPr>
+            <w:r>
+              <w:t>T-33</w:t>
+            </w:r>
+          </w:p>
+        </w:tc>
+        <w:tc>
+          <w:tcPr>
+            <w:tcW w:type="dxa" w:w="1701"/>
+          </w:tcPr>
+          <w:p>
+            <w:pPr>
+              <w:spacing w:after="40" w:before="40" w:line="283" w:lineRule="auto"/>
+            </w:pPr>
+            <w:r>
+              <w:t>DMZ 侧平台供给与移动应用管理归属</w:t>
+            </w:r>
+          </w:p>
+        </w:tc>
+        <w:tc>
+          <w:tcPr>
+            <w:tcW w:type="dxa" w:w="2608"/>
+          </w:tcPr>
+          <w:p>
+            <w:pPr>
+              <w:spacing w:after="40" w:before="40" w:line="283" w:lineRule="auto"/>
+            </w:pPr>
+            <w:r>
+              <w:t>确认 WAF、DDoS 防护、公网域名与 TLS 证书由平台提供；确认移动应用管理（MDM、应用分发、设备合规）由 MOI 既有平台承担。</w:t>
+            </w:r>
+          </w:p>
+        </w:tc>
+        <w:tc>
+          <w:tcPr>
+            <w:tcW w:type="dxa" w:w="1361"/>
+          </w:tcPr>
+          <w:p>
+            <w:pPr>
+              <w:spacing w:after="40" w:before="40" w:line="283" w:lineRule="auto"/>
+            </w:pPr>
+            <w:r>
+              <w:t>总包商 / MOI</w:t>
+            </w:r>
+          </w:p>
+        </w:tc>
+        <w:tc>
+          <w:tcPr>
+            <w:tcW w:type="dxa" w:w="2608"/>
+          </w:tcPr>
+          <w:p>
+            <w:pPr>
+              <w:spacing w:after="40" w:before="40" w:line="283" w:lineRule="auto"/>
+            </w:pPr>
+            <w:r>
+              <w:t>两项均按「不在本方范围」计入资源与报价（CN-37）。若实际需由本方承担，虚机数量与交付范围须重新评估。</w:t>
             </w:r>
           </w:p>
         </w:tc>

--- a/OSS911_BI数据仓库_概要设计说明书_HLD_v0.3.docx
+++ b/OSS911_BI数据仓库_概要设计说明书_HLD_v0.3.docx
@@ -24705,6 +24705,19 @@
           <w:sz w:val="21"/>
         </w:rPr>
         <w:t>下列事项在本版定稿时尚未取得答复。相关章节按建议值撰写并标注"待确认"，不构成承诺。本表是项目管理的抓手：每一项有明确的责任方与所需答复内容，未获答复所造成的影响在此白纸黑字记录。</w:t>
+      </w:r>
+    </w:p>
+    <w:p>
+      <w:pPr>
+        <w:spacing w:before="0" w:after="80"/>
+      </w:pPr>
+      <w:r>
+        <w:rPr>
+          <w:rFonts w:ascii="微软雅黑" w:hAnsi="微软雅黑" w:eastAsia="微软雅黑"/>
+          <w:b w:val="0"/>
+          <w:sz w:val="21"/>
+        </w:rPr>
+        <w:t>编号说明：T-29 为编号空缺，没有对应事项——在增补 T-30 及其后各条时跳号所致。编号一经发出即不再变动，正文与各册中已有的引用因此保持稳定；空缺在此记明，不再补填。</w:t>
       </w:r>
     </w:p>
     <w:p>
